--- a/Μικροεπεξεργαστές και περιφερειακά.docx
+++ b/Μικροεπεξεργαστές και περιφερειακά.docx
@@ -4,6 +4,7 @@
   <w:body>
     <w:p>
       <w:pPr>
+        <w:pStyle w:val="Subtitle"/>
         <w:rPr>
           <w:b/>
           <w:bCs/>
@@ -43,7 +44,7 @@
         <w:rPr>
           <w:lang w:val="el-GR"/>
         </w:rPr>
-        <w:t>Παπαρσενίου Απόστολος, 11034</w:t>
+        <w:t>Ομάδα 9</w:t>
       </w:r>
     </w:p>
     <w:p>
@@ -56,13 +57,7 @@
         <w:rPr>
           <w:lang w:val="el-GR"/>
         </w:rPr>
-        <w:t>Μαγκώτσιος Μιλτιάδης</w:t>
-      </w:r>
-      <w:r>
-        <w:rPr>
-          <w:lang w:val="el-GR"/>
-        </w:rPr>
-        <w:t xml:space="preserve">, </w:t>
+        <w:t>Παπαρσενίου Απόστολος, 11034</w:t>
       </w:r>
     </w:p>
     <w:p>
@@ -71,40 +66,47 @@
           <w:lang w:val="el-GR"/>
         </w:rPr>
       </w:pPr>
+      <w:r>
+        <w:rPr>
+          <w:lang w:val="el-GR"/>
+        </w:rPr>
+        <w:t>Μαγκώτσιος Μιλτιάδης</w:t>
+      </w:r>
+      <w:r>
+        <w:rPr>
+          <w:lang w:val="el-GR"/>
+        </w:rPr>
+        <w:t xml:space="preserve">, </w:t>
+      </w:r>
+      <w:r>
+        <w:rPr>
+          <w:lang w:val="el-GR"/>
+        </w:rPr>
+        <w:t>11011</w:t>
+      </w:r>
     </w:p>
     <w:p>
       <w:pPr>
         <w:rPr>
-          <w:b/>
-          <w:bCs/>
-          <w:lang w:val="el-GR"/>
-        </w:rPr>
-      </w:pPr>
-      <w:r>
-        <w:rPr>
-          <w:b/>
-          <w:bCs/>
-          <w:lang w:val="el-GR"/>
-        </w:rPr>
-        <w:t xml:space="preserve">Υλοποίηση </w:t>
-      </w:r>
-      <w:proofErr w:type="spellStart"/>
-      <w:r>
-        <w:rPr>
-          <w:b/>
-          <w:bCs/>
-          <w:lang w:val="el-GR"/>
-        </w:rPr>
-        <w:t>Υπορουτινών</w:t>
-      </w:r>
-      <w:proofErr w:type="spellEnd"/>
-      <w:r>
-        <w:rPr>
-          <w:b/>
-          <w:bCs/>
-          <w:lang w:val="el-GR"/>
-        </w:rPr>
-        <w:t xml:space="preserve"> σε </w:t>
+          <w:lang w:val="el-GR"/>
+        </w:rPr>
+      </w:pPr>
+    </w:p>
+    <w:p>
+      <w:pPr>
+        <w:rPr>
+          <w:b/>
+          <w:bCs/>
+          <w:lang w:val="el-GR"/>
+        </w:rPr>
+      </w:pPr>
+      <w:r>
+        <w:rPr>
+          <w:b/>
+          <w:bCs/>
+          <w:lang w:val="el-GR"/>
+        </w:rPr>
+        <w:t xml:space="preserve">Υλοποίηση Υπορουτινών σε </w:t>
       </w:r>
       <w:r>
         <w:rPr>
@@ -276,11 +278,9 @@
         </w:rPr>
         <w:t xml:space="preserve"> με τη μάσκα 0</w:t>
       </w:r>
-      <w:proofErr w:type="spellStart"/>
       <w:r>
         <w:t>xDF</w:t>
       </w:r>
-      <w:proofErr w:type="spellEnd"/>
       <w:r>
         <w:rPr>
           <w:lang w:val="el-GR"/>
@@ -451,7 +451,6 @@
         </w:rPr>
         <w:t xml:space="preserve">Συνάρτηση </w:t>
       </w:r>
-      <w:proofErr w:type="spellStart"/>
       <w:r>
         <w:rPr>
           <w:b/>
@@ -459,7 +458,6 @@
         </w:rPr>
         <w:t>lucas</w:t>
       </w:r>
-      <w:proofErr w:type="spellEnd"/>
       <w:r>
         <w:rPr>
           <w:b/>
@@ -490,16 +488,29 @@
         <w:rPr>
           <w:lang w:val="el-GR"/>
         </w:rPr>
-        <w:t xml:space="preserve">) ήταν κρίσιμη, γι' αυτό στην αρχή κάθε κλήσης αποθηκεύονται οι </w:t>
-      </w:r>
-      <w:proofErr w:type="spellStart"/>
-      <w:r>
-        <w:rPr>
-          <w:lang w:val="el-GR"/>
-        </w:rPr>
-        <w:t>καταχωρητές</w:t>
-      </w:r>
-      <w:proofErr w:type="spellEnd"/>
+        <w:t xml:space="preserve">) ήταν κρίσιμη, γι' αυτό στην αρχή κάθε κλήσης αποθηκεύονται οι καταχωρητές </w:t>
+      </w:r>
+      <w:r>
+        <w:t>R</w:t>
+      </w:r>
+      <w:r>
+        <w:rPr>
+          <w:lang w:val="el-GR"/>
+        </w:rPr>
+        <w:t xml:space="preserve">4, </w:t>
+      </w:r>
+      <w:r>
+        <w:t>R</w:t>
+      </w:r>
+      <w:r>
+        <w:rPr>
+          <w:lang w:val="el-GR"/>
+        </w:rPr>
+        <w:t xml:space="preserve">5 και ο </w:t>
+      </w:r>
+      <w:r>
+        <w:t>Link</w:t>
+      </w:r>
       <w:r>
         <w:rPr>
           <w:lang w:val="el-GR"/>
@@ -507,25 +518,34 @@
         <w:t xml:space="preserve"> </w:t>
       </w:r>
       <w:r>
-        <w:t>R</w:t>
-      </w:r>
-      <w:r>
-        <w:rPr>
-          <w:lang w:val="el-GR"/>
-        </w:rPr>
-        <w:t xml:space="preserve">4, </w:t>
-      </w:r>
-      <w:r>
-        <w:t>R</w:t>
-      </w:r>
-      <w:r>
-        <w:rPr>
-          <w:lang w:val="el-GR"/>
-        </w:rPr>
-        <w:t xml:space="preserve">5 και ο </w:t>
-      </w:r>
-      <w:r>
-        <w:t>Link</w:t>
+        <w:t>Register</w:t>
+      </w:r>
+      <w:r>
+        <w:rPr>
+          <w:lang w:val="el-GR"/>
+        </w:rPr>
+        <w:t xml:space="preserve"> (</w:t>
+      </w:r>
+      <w:r>
+        <w:t>LR</w:t>
+      </w:r>
+      <w:r>
+        <w:rPr>
+          <w:lang w:val="el-GR"/>
+        </w:rPr>
+        <w:t xml:space="preserve">) χρησιμοποιώντας την εντολή </w:t>
+      </w:r>
+      <w:r>
+        <w:t>PUSH</w:t>
+      </w:r>
+      <w:r>
+        <w:rPr>
+          <w:lang w:val="el-GR"/>
+        </w:rPr>
+        <w:t>. Ορίστηκαν οι συνθήκες τερματισμού (</w:t>
+      </w:r>
+      <w:r>
+        <w:t>Base</w:t>
       </w:r>
       <w:r>
         <w:rPr>
@@ -534,34 +554,22 @@
         <w:t xml:space="preserve"> </w:t>
       </w:r>
       <w:r>
-        <w:t>Register</w:t>
-      </w:r>
-      <w:r>
-        <w:rPr>
-          <w:lang w:val="el-GR"/>
-        </w:rPr>
-        <w:t xml:space="preserve"> (</w:t>
-      </w:r>
-      <w:r>
-        <w:t>LR</w:t>
-      </w:r>
-      <w:r>
-        <w:rPr>
-          <w:lang w:val="el-GR"/>
-        </w:rPr>
-        <w:t xml:space="preserve">) χρησιμοποιώντας την εντολή </w:t>
-      </w:r>
-      <w:r>
-        <w:t>PUSH</w:t>
-      </w:r>
-      <w:r>
-        <w:rPr>
-          <w:lang w:val="el-GR"/>
-        </w:rPr>
-        <w:t>. Ορίστηκαν οι συνθήκες τερματισμού (</w:t>
-      </w:r>
-      <w:r>
-        <w:t>Base</w:t>
+        <w:t>cases</w:t>
+      </w:r>
+      <w:r>
+        <w:rPr>
+          <w:lang w:val="el-GR"/>
+        </w:rPr>
+        <w:t xml:space="preserve">) για </w:t>
+      </w:r>
+      <w:r>
+        <w:t>n</w:t>
+      </w:r>
+      <w:r>
+        <w:rPr>
+          <w:lang w:val="el-GR"/>
+        </w:rPr>
+        <w:t>=0</w:t>
       </w:r>
       <w:r>
         <w:rPr>
@@ -570,13 +578,10 @@
         <w:t xml:space="preserve"> </w:t>
       </w:r>
       <w:r>
-        <w:t>cases</w:t>
-      </w:r>
-      <w:r>
-        <w:rPr>
-          <w:lang w:val="el-GR"/>
-        </w:rPr>
-        <w:t xml:space="preserve">) για </w:t>
+        <w:rPr>
+          <w:lang w:val="el-GR"/>
+        </w:rPr>
+        <w:t xml:space="preserve">(επιστροφή 2) και </w:t>
       </w:r>
       <w:r>
         <w:t>n</w:t>
@@ -585,7 +590,28 @@
         <w:rPr>
           <w:lang w:val="el-GR"/>
         </w:rPr>
-        <w:t>=0</w:t>
+        <w:t xml:space="preserve">=1 (επιστροφή 1). Στο αναδρομικό βήμα, η συνάρτηση καλεί τον εαυτό της δύο φορές (για </w:t>
+      </w:r>
+      <w:r>
+        <w:t>n</w:t>
+      </w:r>
+      <w:r>
+        <w:rPr>
+          <w:lang w:val="el-GR"/>
+        </w:rPr>
+        <w:t xml:space="preserve">-1 και </w:t>
+      </w:r>
+      <w:r>
+        <w:t>n</w:t>
+      </w:r>
+      <w:r>
+        <w:rPr>
+          <w:lang w:val="el-GR"/>
+        </w:rPr>
+        <w:t xml:space="preserve">-2) μέσω της εντολής </w:t>
+      </w:r>
+      <w:r>
+        <w:t>BL</w:t>
       </w:r>
       <w:r>
         <w:rPr>
@@ -594,52 +620,8 @@
         <w:t xml:space="preserve"> </w:t>
       </w:r>
       <w:r>
-        <w:rPr>
-          <w:lang w:val="el-GR"/>
-        </w:rPr>
-        <w:t xml:space="preserve">(επιστροφή 2) και </w:t>
-      </w:r>
-      <w:r>
-        <w:t>n</w:t>
-      </w:r>
-      <w:r>
-        <w:rPr>
-          <w:lang w:val="el-GR"/>
-        </w:rPr>
-        <w:t xml:space="preserve">=1 (επιστροφή 1). Στο αναδρομικό βήμα, η συνάρτηση καλεί τον εαυτό της δύο φορές (για </w:t>
-      </w:r>
-      <w:r>
-        <w:t>n</w:t>
-      </w:r>
-      <w:r>
-        <w:rPr>
-          <w:lang w:val="el-GR"/>
-        </w:rPr>
-        <w:t xml:space="preserve">-1 και </w:t>
-      </w:r>
-      <w:r>
-        <w:t>n</w:t>
-      </w:r>
-      <w:r>
-        <w:rPr>
-          <w:lang w:val="el-GR"/>
-        </w:rPr>
-        <w:t xml:space="preserve">-2) μέσω της εντολής </w:t>
-      </w:r>
-      <w:r>
-        <w:t>BL</w:t>
-      </w:r>
-      <w:r>
-        <w:rPr>
-          <w:lang w:val="el-GR"/>
-        </w:rPr>
-        <w:t xml:space="preserve"> </w:t>
-      </w:r>
-      <w:proofErr w:type="spellStart"/>
-      <w:r>
         <w:t>lucas</w:t>
       </w:r>
-      <w:proofErr w:type="spellEnd"/>
       <w:r>
         <w:rPr>
           <w:lang w:val="el-GR"/>
@@ -756,11 +738,9 @@
         </w:rPr>
         <w:t>) 0</w:t>
       </w:r>
-      <w:proofErr w:type="spellStart"/>
       <w:r>
         <w:t>xAA</w:t>
       </w:r>
-      <w:proofErr w:type="spellEnd"/>
       <w:r>
         <w:rPr>
           <w:lang w:val="el-GR"/>
@@ -1035,8 +1015,96 @@
         <w:rPr>
           <w:b/>
           <w:bCs/>
-        </w:rPr>
-      </w:pPr>
+          <w:lang w:val="el-GR"/>
+        </w:rPr>
+      </w:pPr>
+    </w:p>
+    <w:p>
+      <w:pPr>
+        <w:rPr>
+          <w:b/>
+          <w:bCs/>
+          <w:lang w:val="el-GR"/>
+        </w:rPr>
+      </w:pPr>
+      <w:r>
+        <w:rPr>
+          <w:b/>
+          <w:bCs/>
+          <w:lang w:val="el-GR"/>
+        </w:rPr>
+        <w:t>Σημείωση</w:t>
+      </w:r>
+    </w:p>
+    <w:p>
+      <w:pPr>
+        <w:rPr>
+          <w:lang w:val="el-GR"/>
+        </w:rPr>
+      </w:pPr>
+      <w:r>
+        <w:rPr>
+          <w:lang w:val="el-GR"/>
+        </w:rPr>
+        <w:t>Για την συνάρτηση</w:t>
+      </w:r>
+      <w:r>
+        <w:rPr>
+          <w:lang w:val="el-GR"/>
+        </w:rPr>
+        <w:t xml:space="preserve"> </w:t>
+      </w:r>
+      <w:r>
+        <w:t>access</w:t>
+      </w:r>
+      <w:r>
+        <w:rPr>
+          <w:lang w:val="el-GR"/>
+        </w:rPr>
+        <w:t>_</w:t>
+      </w:r>
+      <w:r>
+        <w:t>hash</w:t>
+      </w:r>
+      <w:r>
+        <w:rPr>
+          <w:lang w:val="el-GR"/>
+        </w:rPr>
+        <w:t xml:space="preserve">, ζητείται υπολογισμός του μήκους του </w:t>
+      </w:r>
+      <w:r>
+        <w:t>string</w:t>
+      </w:r>
+      <w:r>
+        <w:rPr>
+          <w:lang w:val="el-GR"/>
+        </w:rPr>
+        <w:t xml:space="preserve">. Αυτό υπολογίζει ακόμα και τους τυχαίους χαρακτήρες πέρα από τα αλφαριθμητικά. Ζητείται μετέπειτα η αγνόηση διαφορετικών χαρακτήρων. Αν θα έπρεπε να αγνοούμε και τους τυχαίους χαρακτήρες κατά τον υπολογισμό του μήκους του </w:t>
+      </w:r>
+      <w:r>
+        <w:t>string</w:t>
+      </w:r>
+      <w:r>
+        <w:rPr>
+          <w:lang w:val="el-GR"/>
+        </w:rPr>
+        <w:t xml:space="preserve"> </w:t>
+      </w:r>
+      <w:r>
+        <w:rPr>
+          <w:lang w:val="el-GR"/>
+        </w:rPr>
+        <w:t xml:space="preserve">θα έπρεπε να ελέγχουμε πρώτα αν ο χαρακτήρας αντιστοιχεί σε αλφαριθμητικό και μετά να αυξάνουμε τον αντίστοιχο </w:t>
+      </w:r>
+      <w:r>
+        <w:t>counter</w:t>
+      </w:r>
+      <w:r>
+        <w:rPr>
+          <w:lang w:val="el-GR"/>
+        </w:rPr>
+        <w:t xml:space="preserve">. </w:t>
+      </w:r>
     </w:p>
     <w:p>
       <w:pPr>
@@ -1815,6 +1883,7 @@
   <w:style w:type="character" w:default="1" w:styleId="DefaultParagraphFont">
     <w:name w:val="Default Paragraph Font"/>
     <w:uiPriority w:val="1"/>
+    <w:semiHidden/>
     <w:unhideWhenUsed/>
   </w:style>
   <w:style w:type="table" w:default="1" w:styleId="TableNormal">
